--- a/pr-preview/pr-50/chapters/coding-style.docx
+++ b/pr-preview/pr-50/chapters/coding-style.docx
@@ -15,7 +15,7 @@
         <w:pStyle w:val="Date"/>
       </w:pPr>
       <w:r>
-        <w:t xml:space="preserve">Last modified: 2026-10-24 04:53:14 (PDT)</w:t>
+        <w:t xml:space="preserve">Last modified: 2026-10-25 22:15:19 (PDT)</w:t>
       </w:r>
     </w:p>
     <w:p>
@@ -14847,7 +14847,7 @@
     </w:p>
     <w:bookmarkEnd w:id="75"/>
     <w:bookmarkEnd w:id="76"/>
-    <w:bookmarkStart w:id="82" w:name="sec-object-naming"/>
+    <w:bookmarkStart w:id="85" w:name="sec-object-naming"/>
     <w:p>
       <w:pPr>
         <w:pStyle w:val="Heading2"/>
@@ -16291,12 +16291,467 @@
         <w:pStyle w:val="FirstParagraph"/>
       </w:pPr>
       <w:r>
+        <w:t xml:space="preserve">Give each object one lasting name.</w:t>
+      </w:r>
+      <w:r>
+        <w:t xml:space="preserve"> </w:t>
+      </w:r>
+      <w:r>
+        <w:t xml:space="preserve">Use an alias to shorten a name inside one piece of code,</w:t>
+      </w:r>
+      <w:r>
+        <w:t xml:space="preserve"> </w:t>
+      </w:r>
+      <w:r>
+        <w:t xml:space="preserve">but avoid creating a synonym.</w:t>
+      </w:r>
+      <w:r>
+        <w:t xml:space="preserve"> </w:t>
+      </w:r>
+      <w:hyperlink r:id="rId81">
+        <w:r>
+          <w:rPr>
+            <w:rStyle w:val="Hyperlink"/>
+          </w:rPr>
+          <w:t xml:space="preserve">GeeksforGeeks compares aliases and synonyms in SQL</w:t>
+        </w:r>
+      </w:hyperlink>
+      <w:r>
+        <w:t xml:space="preserve">:</w:t>
+      </w:r>
+    </w:p>
+    <w:p>
+      <w:pPr>
+        <w:pStyle w:val="Compact"/>
+        <w:numPr>
+          <w:ilvl w:val="0"/>
+          <w:numId w:val="1030"/>
+        </w:numPr>
+      </w:pPr>
+      <w:r>
+        <w:t xml:space="preserve">An</w:t>
+      </w:r>
+      <w:r>
+        <w:t xml:space="preserve"> </w:t>
+      </w:r>
+      <w:r>
+        <w:rPr>
+          <w:b/>
+          <w:bCs/>
+        </w:rPr>
+        <w:t xml:space="preserve">alias</w:t>
+      </w:r>
+      <w:r>
+        <w:t xml:space="preserve"> </w:t>
+      </w:r>
+      <w:r>
+        <w:t xml:space="preserve">is a second name that lasts only within one scope.</w:t>
+      </w:r>
+      <w:r>
+        <w:t xml:space="preserve"> </w:t>
+      </w:r>
+      <w:r>
+        <w:t xml:space="preserve">In SQL,</w:t>
+      </w:r>
+      <w:r>
+        <w:t xml:space="preserve"> </w:t>
+      </w:r>
+      <w:r>
+        <w:rPr>
+          <w:rStyle w:val="VerbatimChar"/>
+        </w:rPr>
+        <w:t xml:space="preserve">SELECT pat.id AS patient_id FROM patients pat</w:t>
+      </w:r>
+      <w:r>
+        <w:t xml:space="preserve"> </w:t>
+      </w:r>
+      <w:r>
+        <w:t xml:space="preserve">names the table</w:t>
+      </w:r>
+      <w:r>
+        <w:t xml:space="preserve"> </w:t>
+      </w:r>
+      <w:r>
+        <w:rPr>
+          <w:rStyle w:val="VerbatimChar"/>
+        </w:rPr>
+        <w:t xml:space="preserve">pat</w:t>
+      </w:r>
+      <w:r>
+        <w:t xml:space="preserve"> </w:t>
+      </w:r>
+      <w:r>
+        <w:t xml:space="preserve">and the column</w:t>
+      </w:r>
+      <w:r>
+        <w:t xml:space="preserve"> </w:t>
+      </w:r>
+      <w:r>
+        <w:rPr>
+          <w:rStyle w:val="VerbatimChar"/>
+        </w:rPr>
+        <w:t xml:space="preserve">patient_id</w:t>
+      </w:r>
+      <w:r>
+        <w:t xml:space="preserve"> </w:t>
+      </w:r>
+      <w:r>
+        <w:t xml:space="preserve">for that query only.</w:t>
+      </w:r>
+      <w:r>
+        <w:t xml:space="preserve"> </w:t>
+      </w:r>
+      <w:r>
+        <w:rPr>
+          <w:rStyle w:val="VerbatimChar"/>
+        </w:rPr>
+        <w:t xml:space="preserve">import pandas as pd</w:t>
+      </w:r>
+      <w:r>
+        <w:t xml:space="preserve"> </w:t>
+      </w:r>
+      <w:r>
+        <w:t xml:space="preserve">in Python names the module</w:t>
+      </w:r>
+      <w:r>
+        <w:t xml:space="preserve"> </w:t>
+      </w:r>
+      <w:r>
+        <w:rPr>
+          <w:rStyle w:val="VerbatimChar"/>
+        </w:rPr>
+        <w:t xml:space="preserve">pd</w:t>
+      </w:r>
+      <w:r>
+        <w:t xml:space="preserve"> </w:t>
+      </w:r>
+      <w:r>
+        <w:t xml:space="preserve">for one file.</w:t>
+      </w:r>
+    </w:p>
+    <w:p>
+      <w:pPr>
+        <w:pStyle w:val="Compact"/>
+        <w:numPr>
+          <w:ilvl w:val="0"/>
+          <w:numId w:val="1030"/>
+        </w:numPr>
+      </w:pPr>
+      <w:r>
+        <w:t xml:space="preserve">A</w:t>
+      </w:r>
+      <w:r>
+        <w:t xml:space="preserve"> </w:t>
+      </w:r>
+      <w:r>
+        <w:rPr>
+          <w:b/>
+          <w:bCs/>
+        </w:rPr>
+        <w:t xml:space="preserve">synonym</w:t>
+      </w:r>
+      <w:r>
+        <w:t xml:space="preserve"> </w:t>
+      </w:r>
+      <w:r>
+        <w:t xml:space="preserve">is a second name that is stored,</w:t>
+      </w:r>
+      <w:r>
+        <w:t xml:space="preserve"> </w:t>
+      </w:r>
+      <w:r>
+        <w:t xml:space="preserve">so it lasts until someone removes it.</w:t>
+      </w:r>
+      <w:r>
+        <w:t xml:space="preserve"> </w:t>
+      </w:r>
+      <w:r>
+        <w:t xml:space="preserve">Some databases, such as Oracle and SQL Server, provide</w:t>
+      </w:r>
+      <w:r>
+        <w:t xml:space="preserve"> </w:t>
+      </w:r>
+      <w:r>
+        <w:rPr>
+          <w:rStyle w:val="VerbatimChar"/>
+        </w:rPr>
+        <w:t xml:space="preserve">CREATE SYNONYM</w:t>
+      </w:r>
+      <w:r>
+        <w:t xml:space="preserve">,</w:t>
+      </w:r>
+      <w:r>
+        <w:t xml:space="preserve"> </w:t>
+      </w:r>
+      <w:r>
+        <w:t xml:space="preserve">which stores a name that points to another object</w:t>
+      </w:r>
+      <w:r>
+        <w:t xml:space="preserve"> </w:t>
+      </w:r>
+      <w:r>
+        <w:t xml:space="preserve">(</w:t>
+      </w:r>
+      <w:hyperlink r:id="rId82">
+        <w:r>
+          <w:rPr>
+            <w:rStyle w:val="Hyperlink"/>
+          </w:rPr>
+          <w:t xml:space="preserve">Oracle documentation</w:t>
+        </w:r>
+      </w:hyperlink>
+      <w:r>
+        <w:t xml:space="preserve">).</w:t>
+      </w:r>
+      <w:r>
+        <w:t xml:space="preserve"> </w:t>
+      </w:r>
+      <w:r>
+        <w:t xml:space="preserve">PostgreSQL and MySQL do not have this command.</w:t>
+      </w:r>
+    </w:p>
+    <w:p>
+      <w:pPr>
+        <w:pStyle w:val="FirstParagraph"/>
+      </w:pPr>
+      <w:r>
+        <w:t xml:space="preserve">Keep an alias recognizable, such as</w:t>
+      </w:r>
+      <w:r>
+        <w:t xml:space="preserve"> </w:t>
+      </w:r>
+      <w:r>
+        <w:rPr>
+          <w:rStyle w:val="VerbatimChar"/>
+        </w:rPr>
+        <w:t xml:space="preserve">pat</w:t>
+      </w:r>
+      <w:r>
+        <w:t xml:space="preserve"> </w:t>
+      </w:r>
+      <w:r>
+        <w:t xml:space="preserve">rather than</w:t>
+      </w:r>
+      <w:r>
+        <w:t xml:space="preserve"> </w:t>
+      </w:r>
+      <w:r>
+        <w:rPr>
+          <w:rStyle w:val="VerbatimChar"/>
+        </w:rPr>
+        <w:t xml:space="preserve">p</w:t>
+      </w:r>
+      <w:r>
+        <w:t xml:space="preserve">,</w:t>
+      </w:r>
+      <w:r>
+        <w:t xml:space="preserve"> </w:t>
+      </w:r>
+      <w:r>
+        <w:t xml:space="preserve">since the descriptive-name advice at the top of this section still applies.</w:t>
+      </w:r>
+      <w:r>
+        <w:t xml:space="preserve"> </w:t>
+      </w:r>
+      <w:r>
+        <w:t xml:space="preserve">A synonym in your own code makes readers look for a difference between the two names.</w:t>
+      </w:r>
+    </w:p>
+    <w:p>
+      <w:pPr>
+        <w:pStyle w:val="BodyText"/>
+      </w:pPr>
+      <w:r>
+        <w:t xml:space="preserve">An R package has one common exception.</w:t>
+      </w:r>
+      <w:r>
+        <w:t xml:space="preserve"> </w:t>
+      </w:r>
+      <w:r>
+        <w:t xml:space="preserve">When you rename an exported function,</w:t>
+      </w:r>
+      <w:r>
+        <w:t xml:space="preserve"> </w:t>
+      </w:r>
+      <w:r>
+        <w:t xml:space="preserve">keep the old name for a while as a wrapper so that existing code still runs,</w:t>
+      </w:r>
+      <w:r>
+        <w:t xml:space="preserve"> </w:t>
+      </w:r>
+      <w:r>
+        <w:t xml:space="preserve">and mark it as deprecated with</w:t>
+      </w:r>
+      <w:r>
+        <w:t xml:space="preserve"> </w:t>
+      </w:r>
+      <w:hyperlink r:id="rId83">
+        <w:r>
+          <w:rPr>
+            <w:rStyle w:val="VerbatimChar"/>
+          </w:rPr>
+          <w:t xml:space="preserve">{lifecycle}</w:t>
+        </w:r>
+      </w:hyperlink>
+      <w:r>
+        <w:t xml:space="preserve">:</w:t>
+      </w:r>
+    </w:p>
+    <w:p>
+      <w:pPr>
+        <w:pStyle w:val="SourceCode"/>
+      </w:pPr>
+      <w:r>
+        <w:rPr>
+          <w:rStyle w:val="CommentTok"/>
+        </w:rPr>
+        <w:t xml:space="preserve"># Keep the old name only as a deprecated wrapper</w:t>
+      </w:r>
+      <w:r>
+        <w:br/>
+      </w:r>
+      <w:r>
+        <w:rPr>
+          <w:rStyle w:val="NormalTok"/>
+        </w:rPr>
+        <w:t xml:space="preserve">prep_data </w:t>
+      </w:r>
+      <w:r>
+        <w:rPr>
+          <w:rStyle w:val="OtherTok"/>
+        </w:rPr>
+        <w:t xml:space="preserve">&lt;-</w:t>
+      </w:r>
+      <w:r>
+        <w:rPr>
+          <w:rStyle w:val="NormalTok"/>
+        </w:rPr>
+        <w:t xml:space="preserve"> </w:t>
+      </w:r>
+      <w:r>
+        <w:rPr>
+          <w:rStyle w:val="ControlFlowTok"/>
+        </w:rPr>
+        <w:t xml:space="preserve">function</w:t>
+      </w:r>
+      <w:r>
+        <w:rPr>
+          <w:rStyle w:val="NormalTok"/>
+        </w:rPr>
+        <w:t xml:space="preserve">(raw_data) {</w:t>
+      </w:r>
+      <w:r>
+        <w:br/>
+      </w:r>
+      <w:r>
+        <w:rPr>
+          <w:rStyle w:val="NormalTok"/>
+        </w:rPr>
+        <w:t xml:space="preserve">  lifecycle</w:t>
+      </w:r>
+      <w:r>
+        <w:rPr>
+          <w:rStyle w:val="SpecialCharTok"/>
+        </w:rPr>
+        <w:t xml:space="preserve">::</w:t>
+      </w:r>
+      <w:r>
+        <w:rPr>
+          <w:rStyle w:val="FunctionTok"/>
+        </w:rPr>
+        <w:t xml:space="preserve">deprecate_warn</w:t>
+      </w:r>
+      <w:r>
+        <w:rPr>
+          <w:rStyle w:val="NormalTok"/>
+        </w:rPr>
+        <w:t xml:space="preserve">(</w:t>
+      </w:r>
+      <w:r>
+        <w:rPr>
+          <w:rStyle w:val="StringTok"/>
+        </w:rPr>
+        <w:t xml:space="preserve">"1.2.0"</w:t>
+      </w:r>
+      <w:r>
+        <w:rPr>
+          <w:rStyle w:val="NormalTok"/>
+        </w:rPr>
+        <w:t xml:space="preserve">, </w:t>
+      </w:r>
+      <w:r>
+        <w:rPr>
+          <w:rStyle w:val="StringTok"/>
+        </w:rPr>
+        <w:t xml:space="preserve">"prep_data()"</w:t>
+      </w:r>
+      <w:r>
+        <w:rPr>
+          <w:rStyle w:val="NormalTok"/>
+        </w:rPr>
+        <w:t xml:space="preserve">, </w:t>
+      </w:r>
+      <w:r>
+        <w:rPr>
+          <w:rStyle w:val="StringTok"/>
+        </w:rPr>
+        <w:t xml:space="preserve">"prep_study_data()"</w:t>
+      </w:r>
+      <w:r>
+        <w:rPr>
+          <w:rStyle w:val="NormalTok"/>
+        </w:rPr>
+        <w:t xml:space="preserve">)</w:t>
+      </w:r>
+      <w:r>
+        <w:br/>
+      </w:r>
+      <w:r>
+        <w:rPr>
+          <w:rStyle w:val="NormalTok"/>
+        </w:rPr>
+        <w:t xml:space="preserve">  </w:t>
+      </w:r>
+      <w:r>
+        <w:rPr>
+          <w:rStyle w:val="FunctionTok"/>
+        </w:rPr>
+        <w:t xml:space="preserve">prep_study_data</w:t>
+      </w:r>
+      <w:r>
+        <w:rPr>
+          <w:rStyle w:val="NormalTok"/>
+        </w:rPr>
+        <w:t xml:space="preserve">(raw_data)</w:t>
+      </w:r>
+      <w:r>
+        <w:br/>
+      </w:r>
+      <w:r>
+        <w:rPr>
+          <w:rStyle w:val="NormalTok"/>
+        </w:rPr>
+        <w:t xml:space="preserve">}</w:t>
+      </w:r>
+    </w:p>
+    <w:p>
+      <w:r>
+        <w:pict>
+          <v:rect style="width:0;height:1.5pt" o:hralign="center" o:hrstd="t" o:hr="t"/>
+        </w:pict>
+      </w:r>
+    </w:p>
+    <w:p>
+      <w:pPr>
+        <w:pStyle w:val="FirstParagraph"/>
+      </w:pPr>
+      <w:r>
         <w:t xml:space="preserve">For more help, check out</w:t>
       </w:r>
       <w:r>
         <w:t xml:space="preserve"> </w:t>
       </w:r>
-      <w:hyperlink r:id="rId81">
+      <w:hyperlink r:id="rId84">
         <w:r>
           <w:rPr>
             <w:rStyle w:val="Hyperlink"/>
@@ -16305,8 +16760,8 @@
         </w:r>
       </w:hyperlink>
     </w:p>
-    <w:bookmarkEnd w:id="82"/>
-    <w:bookmarkStart w:id="123" w:name="sec-style-auto-style"/>
+    <w:bookmarkEnd w:id="85"/>
+    <w:bookmarkStart w:id="126" w:name="sec-style-auto-style"/>
     <w:p>
       <w:pPr>
         <w:pStyle w:val="Heading2"/>
@@ -16315,7 +16770,7 @@
         <w:t xml:space="preserve">18 Automated Tools for Style and Project Workflow</w:t>
       </w:r>
     </w:p>
-    <w:bookmarkStart w:id="105" w:name="styling"/>
+    <w:bookmarkStart w:id="108" w:name="styling"/>
     <w:p>
       <w:pPr>
         <w:pStyle w:val="Heading3"/>
@@ -16324,7 +16779,7 @@
         <w:t xml:space="preserve">18.1 Styling</w:t>
       </w:r>
     </w:p>
-    <w:bookmarkStart w:id="84" w:name="rstudio-shortcuts"/>
+    <w:bookmarkStart w:id="87" w:name="rstudio-shortcuts"/>
     <w:p>
       <w:pPr>
         <w:pStyle w:val="Heading4"/>
@@ -16337,7 +16792,7 @@
       <w:pPr>
         <w:numPr>
           <w:ilvl w:val="0"/>
-          <w:numId w:val="1030"/>
+          <w:numId w:val="1031"/>
         </w:numPr>
       </w:pPr>
       <w:r>
@@ -16416,7 +16871,7 @@
       <w:pPr>
         <w:numPr>
           <w:ilvl w:val="0"/>
-          <w:numId w:val="1030"/>
+          <w:numId w:val="1031"/>
         </w:numPr>
       </w:pPr>
       <w:r>
@@ -16435,7 +16890,7 @@
       <w:r>
         <w:t xml:space="preserve"> </w:t>
       </w:r>
-      <w:hyperlink r:id="rId83">
+      <w:hyperlink r:id="rId86">
         <w:r>
           <w:rPr>
             <w:rStyle w:val="Hyperlink"/>
@@ -18608,13 +19063,13 @@
         <w:t xml:space="preserve">)</w:t>
       </w:r>
     </w:p>
-    <w:bookmarkEnd w:id="84"/>
-    <w:bookmarkStart w:id="96" w:name="styler"/>
+    <w:bookmarkEnd w:id="87"/>
+    <w:bookmarkStart w:id="99" w:name="styler"/>
     <w:p>
       <w:pPr>
         <w:pStyle w:val="Heading4"/>
       </w:pPr>
-      <w:hyperlink r:id="rId85">
+      <w:hyperlink r:id="rId88">
         <w:r>
           <w:rPr>
             <w:rStyle w:val="VerbatimChar"/>
@@ -18627,7 +19082,7 @@
       <w:pPr>
         <w:pStyle w:val="FirstParagraph"/>
       </w:pPr>
-      <w:hyperlink r:id="rId85">
+      <w:hyperlink r:id="rId88">
         <w:r>
           <w:rPr>
             <w:rStyle w:val="VerbatimChar"/>
@@ -18644,7 +19099,7 @@
       <w:r>
         <w:t xml:space="preserve"> </w:t>
       </w:r>
-      <w:hyperlink r:id="rId86">
+      <w:hyperlink r:id="rId89">
         <w:r>
           <w:rPr>
             <w:rStyle w:val="Hyperlink"/>
@@ -18676,7 +19131,7 @@
       <w:r>
         <w:t xml:space="preserve"> </w:t>
       </w:r>
-      <w:hyperlink r:id="rId87">
+      <w:hyperlink r:id="rId90">
         <w:r>
           <w:rPr>
             <w:rStyle w:val="Hyperlink"/>
@@ -18689,221 +19144,6 @@
       </w:r>
       <w:r>
         <w:t xml:space="preserve">and the vignette linked above for more details.</w:t>
-      </w:r>
-    </w:p>
-    <w:tbl>
-      <w:tblPr>
-        <w:tblStyle w:val="Table"/>
-        <w:tblLook w:firstRow="0" w:lastRow="0" w:firstColumn="0" w:lastColumn="0" w:noHBand="0" w:noVBand="0" w:val="0000"/>
-        <w:tblBorders>
-          <w:top w:val="single" w:sz="4" w:space="0" w:color="0758E5"/>
-          <w:left w:val="single" w:sz="24" w:space="0" w:color="0758E5"/>
-          <w:bottom w:val="single" w:sz="4" w:space="0" w:color="0758E5"/>
-          <w:right w:val="single" w:sz="4" w:space="0" w:color="0758E5"/>
-        </w:tblBorders>
-        <w:tblCellMar>
-          <w:left w:w="144" w:type="dxa"/>
-          <w:right w:w="144" w:type="dxa"/>
-        </w:tblCellMar>
-        <w:tblLook w:firstRow="0" w:lastRow="0" w:firstColumn="0" w:lastColumn="0" w:noHBand="0" w:noVBand="0" w:val="0000"/>
-      </w:tblPr>
-      <w:tr>
-        <w:trPr>
-          <w:cantSplit/>
-        </w:trPr>
-        <w:tc>
-          <w:tcPr>
-            <w:shd w:color="auto" w:fill="dae6fb" w:val="clear"/>
-            <w:tcMar>
-              <w:top w:w="92" w:type="dxa"/>
-              <w:bottom w:w="92" w:type="dxa"/>
-            </w:tcMar>
-          </w:tcPr>
-          <w:p>
-            <w:pPr>
-              <w:pStyle w:val="BodyText"/>
-            </w:pPr>
-            <w:pPr>
-              <w:spacing w:before="0" w:after="0"/>
-              <w:textAlignment w:val="center"/>
-            </w:pPr>
-            <w:r>
-              <w:drawing>
-                <wp:inline>
-                  <wp:extent cx="152400" cy="152400"/>
-                  <wp:effectExtent b="0" l="0" r="0" t="0"/>
-                  <wp:docPr descr="" title="" id="88" name="Picture"/>
-                  <a:graphic>
-                    <a:graphicData uri="http://schemas.openxmlformats.org/drawingml/2006/picture">
-                      <pic:pic>
-                        <pic:nvPicPr>
-                          <pic:cNvPr descr="/opt/quarto/share/formats/docx/note.png" id="89" name="Picture"/>
-                          <pic:cNvPicPr>
-                            <a:picLocks noChangeArrowheads="1" noChangeAspect="1"/>
-                          </pic:cNvPicPr>
-                        </pic:nvPicPr>
-                        <pic:blipFill>
-                          <a:blip r:embed="rId54"/>
-                          <a:stretch>
-                            <a:fillRect/>
-                          </a:stretch>
-                        </pic:blipFill>
-                        <pic:spPr bwMode="auto">
-                          <a:xfrm>
-                            <a:off x="0" y="0"/>
-                            <a:ext cx="152400" cy="152400"/>
-                          </a:xfrm>
-                          <a:prstGeom prst="rect">
-                            <a:avLst/>
-                          </a:prstGeom>
-                          <a:noFill/>
-                          <a:ln w="9525">
-                            <a:noFill/>
-                            <a:headEnd/>
-                            <a:tailEnd/>
-                          </a:ln>
-                        </pic:spPr>
-                      </pic:pic>
-                    </a:graphicData>
-                  </a:graphic>
-                </wp:inline>
-              </w:drawing>
-            </w:r>
-            <w:r>
-              <w:t xml:space="preserve"> </w:t>
-            </w:r>
-            <w:r>
-              <w:t xml:space="preserve"> </w:t>
-            </w:r>
-            <w:r>
-              <w:t xml:space="preserve">Note</w:t>
-            </w:r>
-          </w:p>
-        </w:tc>
-      </w:tr>
-      <w:tr>
-        <w:trPr>
-          <w:cantSplit/>
-        </w:trPr>
-        <w:tc>
-          <w:tcPr>
-            <w:tcMar>
-              <w:top w:w="108" w:type="dxa"/>
-              <w:bottom w:w="108" w:type="dxa"/>
-            </w:tcMar>
-          </w:tcPr>
-          <w:p>
-            <w:pPr>
-              <w:pStyle w:val="BodyText"/>
-            </w:pPr>
-            <w:pPr>
-              <w:spacing w:before="16" w:after="16"/>
-            </w:pPr>
-            <w:r>
-              <w:t xml:space="preserve">The default Tidyverse styler is subtly different from some of the things we’ve advocated for in this document. Most notably we differ with regards to the assignment operator (</w:t>
-            </w:r>
-            <w:r>
-              <w:rPr>
-                <w:rStyle w:val="VerbatimChar"/>
-              </w:rPr>
-              <w:t xml:space="preserve">&lt;-</w:t>
-            </w:r>
-            <w:r>
-              <w:t xml:space="preserve"> </w:t>
-            </w:r>
-            <w:r>
-              <w:t xml:space="preserve">vs</w:t>
-            </w:r>
-            <w:r>
-              <w:t xml:space="preserve"> </w:t>
-            </w:r>
-            <w:r>
-              <w:rPr>
-                <w:rStyle w:val="VerbatimChar"/>
-              </w:rPr>
-              <w:t xml:space="preserve">=</w:t>
-            </w:r>
-            <w:r>
-              <w:t xml:space="preserve">) and number of spaces before/after</w:t>
-            </w:r>
-            <w:r>
-              <w:t xml:space="preserve"> </w:t>
-            </w:r>
-            <w:r>
-              <w:t xml:space="preserve">“tokens”</w:t>
-            </w:r>
-            <w:r>
-              <w:t xml:space="preserve"> </w:t>
-            </w:r>
-            <w:r>
-              <w:t xml:space="preserve">(i.e. Assignment Aligner add spaces before</w:t>
-            </w:r>
-            <w:r>
-              <w:t xml:space="preserve"> </w:t>
-            </w:r>
-            <w:r>
-              <w:rPr>
-                <w:rStyle w:val="VerbatimChar"/>
-              </w:rPr>
-              <w:t xml:space="preserve">=</w:t>
-            </w:r>
-            <w:r>
-              <w:t xml:space="preserve"> </w:t>
-            </w:r>
-            <w:r>
-              <w:t xml:space="preserve">signs to align them properly). For this reason, we’d recommend the following:</w:t>
-            </w:r>
-            <w:r>
-              <w:t xml:space="preserve"> </w:t>
-            </w:r>
-            <w:r>
-              <w:rPr>
-                <w:rStyle w:val="VerbatimChar"/>
-              </w:rPr>
-              <w:t xml:space="preserve">style_dir(path = ..., scope = "line_breaks", strict = FALSE)</w:t>
-            </w:r>
-            <w:r>
-              <w:t xml:space="preserve">. You can also customize</w:t>
-            </w:r>
-            <w:r>
-              <w:t xml:space="preserve"> </w:t>
-            </w:r>
-            <w:hyperlink r:id="rId85">
-              <w:r>
-                <w:rPr>
-                  <w:rStyle w:val="VerbatimChar"/>
-                </w:rPr>
-                <w:t xml:space="preserve">{styler}</w:t>
-              </w:r>
-            </w:hyperlink>
-            <w:r>
-              <w:t xml:space="preserve"> </w:t>
-            </w:r>
-            <w:hyperlink r:id="rId90">
-              <w:r>
-                <w:rPr>
-                  <w:rStyle w:val="Hyperlink"/>
-                </w:rPr>
-                <w:t xml:space="preserve">even more</w:t>
-              </w:r>
-            </w:hyperlink>
-            <w:r>
-              <w:t xml:space="preserve"> </w:t>
-            </w:r>
-            <w:r>
-              <w:t xml:space="preserve">if you’re really hardcore.</w:t>
-            </w:r>
-          </w:p>
-          <w:p/>
-        </w:tc>
-      </w:tr>
-    </w:tbl>
-    <w:p>
-      <w:pPr>
-        <w:pStyle w:val="BodyText"/>
-      </w:pPr>
-      <w:r>
-        <w:t xml:space="preserve"> </w:t>
       </w:r>
     </w:p>
     <w:tbl>
@@ -19015,12 +19255,227 @@
               <w:spacing w:before="16" w:after="16"/>
             </w:pPr>
             <w:r>
+              <w:t xml:space="preserve">The default Tidyverse styler is subtly different from some of the things we’ve advocated for in this document. Most notably we differ with regards to the assignment operator (</w:t>
+            </w:r>
+            <w:r>
+              <w:rPr>
+                <w:rStyle w:val="VerbatimChar"/>
+              </w:rPr>
+              <w:t xml:space="preserve">&lt;-</w:t>
+            </w:r>
+            <w:r>
+              <w:t xml:space="preserve"> </w:t>
+            </w:r>
+            <w:r>
+              <w:t xml:space="preserve">vs</w:t>
+            </w:r>
+            <w:r>
+              <w:t xml:space="preserve"> </w:t>
+            </w:r>
+            <w:r>
+              <w:rPr>
+                <w:rStyle w:val="VerbatimChar"/>
+              </w:rPr>
+              <w:t xml:space="preserve">=</w:t>
+            </w:r>
+            <w:r>
+              <w:t xml:space="preserve">) and number of spaces before/after</w:t>
+            </w:r>
+            <w:r>
+              <w:t xml:space="preserve"> </w:t>
+            </w:r>
+            <w:r>
+              <w:t xml:space="preserve">“tokens”</w:t>
+            </w:r>
+            <w:r>
+              <w:t xml:space="preserve"> </w:t>
+            </w:r>
+            <w:r>
+              <w:t xml:space="preserve">(i.e. Assignment Aligner add spaces before</w:t>
+            </w:r>
+            <w:r>
+              <w:t xml:space="preserve"> </w:t>
+            </w:r>
+            <w:r>
+              <w:rPr>
+                <w:rStyle w:val="VerbatimChar"/>
+              </w:rPr>
+              <w:t xml:space="preserve">=</w:t>
+            </w:r>
+            <w:r>
+              <w:t xml:space="preserve"> </w:t>
+            </w:r>
+            <w:r>
+              <w:t xml:space="preserve">signs to align them properly). For this reason, we’d recommend the following:</w:t>
+            </w:r>
+            <w:r>
+              <w:t xml:space="preserve"> </w:t>
+            </w:r>
+            <w:r>
+              <w:rPr>
+                <w:rStyle w:val="VerbatimChar"/>
+              </w:rPr>
+              <w:t xml:space="preserve">style_dir(path = ..., scope = "line_breaks", strict = FALSE)</w:t>
+            </w:r>
+            <w:r>
+              <w:t xml:space="preserve">. You can also customize</w:t>
+            </w:r>
+            <w:r>
+              <w:t xml:space="preserve"> </w:t>
+            </w:r>
+            <w:hyperlink r:id="rId88">
+              <w:r>
+                <w:rPr>
+                  <w:rStyle w:val="VerbatimChar"/>
+                </w:rPr>
+                <w:t xml:space="preserve">{styler}</w:t>
+              </w:r>
+            </w:hyperlink>
+            <w:r>
+              <w:t xml:space="preserve"> </w:t>
+            </w:r>
+            <w:hyperlink r:id="rId93">
+              <w:r>
+                <w:rPr>
+                  <w:rStyle w:val="Hyperlink"/>
+                </w:rPr>
+                <w:t xml:space="preserve">even more</w:t>
+              </w:r>
+            </w:hyperlink>
+            <w:r>
+              <w:t xml:space="preserve"> </w:t>
+            </w:r>
+            <w:r>
+              <w:t xml:space="preserve">if you’re really hardcore.</w:t>
+            </w:r>
+          </w:p>
+          <w:p/>
+        </w:tc>
+      </w:tr>
+    </w:tbl>
+    <w:p>
+      <w:pPr>
+        <w:pStyle w:val="BodyText"/>
+      </w:pPr>
+      <w:r>
+        <w:t xml:space="preserve"> </w:t>
+      </w:r>
+    </w:p>
+    <w:tbl>
+      <w:tblPr>
+        <w:tblStyle w:val="Table"/>
+        <w:tblLook w:firstRow="0" w:lastRow="0" w:firstColumn="0" w:lastColumn="0" w:noHBand="0" w:noVBand="0" w:val="0000"/>
+        <w:tblBorders>
+          <w:top w:val="single" w:sz="4" w:space="0" w:color="0758E5"/>
+          <w:left w:val="single" w:sz="24" w:space="0" w:color="0758E5"/>
+          <w:bottom w:val="single" w:sz="4" w:space="0" w:color="0758E5"/>
+          <w:right w:val="single" w:sz="4" w:space="0" w:color="0758E5"/>
+        </w:tblBorders>
+        <w:tblCellMar>
+          <w:left w:w="144" w:type="dxa"/>
+          <w:right w:w="144" w:type="dxa"/>
+        </w:tblCellMar>
+        <w:tblLook w:firstRow="0" w:lastRow="0" w:firstColumn="0" w:lastColumn="0" w:noHBand="0" w:noVBand="0" w:val="0000"/>
+      </w:tblPr>
+      <w:tr>
+        <w:trPr>
+          <w:cantSplit/>
+        </w:trPr>
+        <w:tc>
+          <w:tcPr>
+            <w:shd w:color="auto" w:fill="dae6fb" w:val="clear"/>
+            <w:tcMar>
+              <w:top w:w="92" w:type="dxa"/>
+              <w:bottom w:w="92" w:type="dxa"/>
+            </w:tcMar>
+          </w:tcPr>
+          <w:p>
+            <w:pPr>
+              <w:pStyle w:val="BodyText"/>
+            </w:pPr>
+            <w:pPr>
+              <w:spacing w:before="0" w:after="0"/>
+              <w:textAlignment w:val="center"/>
+            </w:pPr>
+            <w:r>
+              <w:drawing>
+                <wp:inline>
+                  <wp:extent cx="152400" cy="152400"/>
+                  <wp:effectExtent b="0" l="0" r="0" t="0"/>
+                  <wp:docPr descr="" title="" id="94" name="Picture"/>
+                  <a:graphic>
+                    <a:graphicData uri="http://schemas.openxmlformats.org/drawingml/2006/picture">
+                      <pic:pic>
+                        <pic:nvPicPr>
+                          <pic:cNvPr descr="/opt/quarto/share/formats/docx/note.png" id="95" name="Picture"/>
+                          <pic:cNvPicPr>
+                            <a:picLocks noChangeArrowheads="1" noChangeAspect="1"/>
+                          </pic:cNvPicPr>
+                        </pic:nvPicPr>
+                        <pic:blipFill>
+                          <a:blip r:embed="rId54"/>
+                          <a:stretch>
+                            <a:fillRect/>
+                          </a:stretch>
+                        </pic:blipFill>
+                        <pic:spPr bwMode="auto">
+                          <a:xfrm>
+                            <a:off x="0" y="0"/>
+                            <a:ext cx="152400" cy="152400"/>
+                          </a:xfrm>
+                          <a:prstGeom prst="rect">
+                            <a:avLst/>
+                          </a:prstGeom>
+                          <a:noFill/>
+                          <a:ln w="9525">
+                            <a:noFill/>
+                            <a:headEnd/>
+                            <a:tailEnd/>
+                          </a:ln>
+                        </pic:spPr>
+                      </pic:pic>
+                    </a:graphicData>
+                  </a:graphic>
+                </wp:inline>
+              </w:drawing>
+            </w:r>
+            <w:r>
+              <w:t xml:space="preserve"> </w:t>
+            </w:r>
+            <w:r>
+              <w:t xml:space="preserve"> </w:t>
+            </w:r>
+            <w:r>
+              <w:t xml:space="preserve">Note</w:t>
+            </w:r>
+          </w:p>
+        </w:tc>
+      </w:tr>
+      <w:tr>
+        <w:trPr>
+          <w:cantSplit/>
+        </w:trPr>
+        <w:tc>
+          <w:tcPr>
+            <w:tcMar>
+              <w:top w:w="108" w:type="dxa"/>
+              <w:bottom w:w="108" w:type="dxa"/>
+            </w:tcMar>
+          </w:tcPr>
+          <w:p>
+            <w:pPr>
+              <w:pStyle w:val="BodyText"/>
+            </w:pPr>
+            <w:pPr>
+              <w:spacing w:before="16" w:after="16"/>
+            </w:pPr>
+            <w:r>
               <w:t xml:space="preserve">As is mentioned in the package vignette linked above,</w:t>
             </w:r>
             <w:r>
               <w:t xml:space="preserve"> </w:t>
             </w:r>
-            <w:hyperlink r:id="rId85">
+            <w:hyperlink r:id="rId88">
               <w:r>
                 <w:rPr>
                   <w:rStyle w:val="VerbatimChar"/>
@@ -19138,18 +19593,18 @@
                 <wp:inline>
                   <wp:extent cx="152400" cy="152400"/>
                   <wp:effectExtent b="0" l="0" r="0" t="0"/>
-                  <wp:docPr descr="" title="" id="94" name="Picture"/>
+                  <wp:docPr descr="" title="" id="97" name="Picture"/>
                   <a:graphic>
                     <a:graphicData uri="http://schemas.openxmlformats.org/drawingml/2006/picture">
                       <pic:pic>
                         <pic:nvPicPr>
-                          <pic:cNvPr descr="/opt/quarto/share/formats/docx/tip.png" id="95" name="Picture"/>
+                          <pic:cNvPr descr="/opt/quarto/share/formats/docx/tip.png" id="98" name="Picture"/>
                           <pic:cNvPicPr>
                             <a:picLocks noChangeArrowheads="1" noChangeAspect="1"/>
                           </pic:cNvPicPr>
                         </pic:nvPicPr>
                         <pic:blipFill>
-                          <a:blip r:embed="rId93"/>
+                          <a:blip r:embed="rId96"/>
                           <a:stretch>
                             <a:fillRect/>
                           </a:stretch>
@@ -19362,13 +19817,13 @@
         </w:tc>
       </w:tr>
     </w:tbl>
-    <w:bookmarkEnd w:id="96"/>
-    <w:bookmarkStart w:id="104" w:name="lintr"/>
+    <w:bookmarkEnd w:id="99"/>
+    <w:bookmarkStart w:id="107" w:name="lintr"/>
     <w:p>
       <w:pPr>
         <w:pStyle w:val="Heading4"/>
       </w:pPr>
-      <w:hyperlink r:id="rId97">
+      <w:hyperlink r:id="rId100">
         <w:r>
           <w:rPr>
             <w:rStyle w:val="VerbatimChar"/>
@@ -19405,7 +19860,7 @@
       <w:r>
         <w:t xml:space="preserve"> </w:t>
       </w:r>
-      <w:hyperlink r:id="rId97">
+      <w:hyperlink r:id="rId100">
         <w:r>
           <w:rPr>
             <w:rStyle w:val="VerbatimChar"/>
@@ -19455,7 +19910,7 @@
       <w:r>
         <w:t xml:space="preserve"> </w:t>
       </w:r>
-      <w:hyperlink r:id="rId98">
+      <w:hyperlink r:id="rId101">
         <w:r>
           <w:rPr>
             <w:rStyle w:val="Hyperlink"/>
@@ -19485,150 +19940,6 @@
       </w:hyperlink>
       <w:r>
         <w:t xml:space="preserve">.</w:t>
-      </w:r>
-    </w:p>
-    <w:tbl>
-      <w:tblPr>
-        <w:tblStyle w:val="Table"/>
-        <w:tblLook w:firstRow="0" w:lastRow="0" w:firstColumn="0" w:lastColumn="0" w:noHBand="0" w:noVBand="0" w:val="0000"/>
-        <w:tblBorders>
-          <w:top w:val="single" w:sz="4" w:space="0" w:color="0758E5"/>
-          <w:left w:val="single" w:sz="24" w:space="0" w:color="0758E5"/>
-          <w:bottom w:val="single" w:sz="4" w:space="0" w:color="0758E5"/>
-          <w:right w:val="single" w:sz="4" w:space="0" w:color="0758E5"/>
-        </w:tblBorders>
-        <w:tblCellMar>
-          <w:left w:w="144" w:type="dxa"/>
-          <w:right w:w="144" w:type="dxa"/>
-        </w:tblCellMar>
-        <w:tblLook w:firstRow="0" w:lastRow="0" w:firstColumn="0" w:lastColumn="0" w:noHBand="0" w:noVBand="0" w:val="0000"/>
-      </w:tblPr>
-      <w:tr>
-        <w:trPr>
-          <w:cantSplit/>
-        </w:trPr>
-        <w:tc>
-          <w:tcPr>
-            <w:shd w:color="auto" w:fill="dae6fb" w:val="clear"/>
-            <w:tcMar>
-              <w:top w:w="92" w:type="dxa"/>
-              <w:bottom w:w="92" w:type="dxa"/>
-            </w:tcMar>
-          </w:tcPr>
-          <w:p>
-            <w:pPr>
-              <w:pStyle w:val="BodyText"/>
-            </w:pPr>
-            <w:pPr>
-              <w:spacing w:before="0" w:after="0"/>
-              <w:textAlignment w:val="center"/>
-            </w:pPr>
-            <w:r>
-              <w:drawing>
-                <wp:inline>
-                  <wp:extent cx="152400" cy="152400"/>
-                  <wp:effectExtent b="0" l="0" r="0" t="0"/>
-                  <wp:docPr descr="" title="" id="99" name="Picture"/>
-                  <a:graphic>
-                    <a:graphicData uri="http://schemas.openxmlformats.org/drawingml/2006/picture">
-                      <pic:pic>
-                        <pic:nvPicPr>
-                          <pic:cNvPr descr="/opt/quarto/share/formats/docx/note.png" id="100" name="Picture"/>
-                          <pic:cNvPicPr>
-                            <a:picLocks noChangeArrowheads="1" noChangeAspect="1"/>
-                          </pic:cNvPicPr>
-                        </pic:nvPicPr>
-                        <pic:blipFill>
-                          <a:blip r:embed="rId54"/>
-                          <a:stretch>
-                            <a:fillRect/>
-                          </a:stretch>
-                        </pic:blipFill>
-                        <pic:spPr bwMode="auto">
-                          <a:xfrm>
-                            <a:off x="0" y="0"/>
-                            <a:ext cx="152400" cy="152400"/>
-                          </a:xfrm>
-                          <a:prstGeom prst="rect">
-                            <a:avLst/>
-                          </a:prstGeom>
-                          <a:noFill/>
-                          <a:ln w="9525">
-                            <a:noFill/>
-                            <a:headEnd/>
-                            <a:tailEnd/>
-                          </a:ln>
-                        </pic:spPr>
-                      </pic:pic>
-                    </a:graphicData>
-                  </a:graphic>
-                </wp:inline>
-              </w:drawing>
-            </w:r>
-            <w:r>
-              <w:t xml:space="preserve"> </w:t>
-            </w:r>
-            <w:r>
-              <w:t xml:space="preserve"> </w:t>
-            </w:r>
-            <w:r>
-              <w:t xml:space="preserve">Note</w:t>
-            </w:r>
-          </w:p>
-        </w:tc>
-      </w:tr>
-      <w:tr>
-        <w:trPr>
-          <w:cantSplit/>
-        </w:trPr>
-        <w:tc>
-          <w:tcPr>
-            <w:tcMar>
-              <w:top w:w="108" w:type="dxa"/>
-              <w:bottom w:w="108" w:type="dxa"/>
-            </w:tcMar>
-          </w:tcPr>
-          <w:p>
-            <w:pPr>
-              <w:pStyle w:val="BodyText"/>
-            </w:pPr>
-            <w:pPr>
-              <w:spacing w:before="16" w:after="16"/>
-            </w:pPr>
-            <w:r>
-              <w:t xml:space="preserve">You can customize your settings to set defaults or to exclude files.</w:t>
-            </w:r>
-            <w:r>
-              <w:t xml:space="preserve"> </w:t>
-            </w:r>
-            <w:r>
-              <w:t xml:space="preserve">More details can be found</w:t>
-            </w:r>
-            <w:r>
-              <w:t xml:space="preserve"> </w:t>
-            </w:r>
-            <w:hyperlink r:id="rId101">
-              <w:r>
-                <w:rPr>
-                  <w:rStyle w:val="Hyperlink"/>
-                </w:rPr>
-                <w:t xml:space="preserve">here</w:t>
-              </w:r>
-            </w:hyperlink>
-            <w:r>
-              <w:t xml:space="preserve">.</w:t>
-            </w:r>
-          </w:p>
-          <w:p/>
-        </w:tc>
-      </w:tr>
-    </w:tbl>
-    <w:p>
-      <w:pPr>
-        <w:pStyle w:val="BodyText"/>
-      </w:pPr>
-      <w:r>
-        <w:t xml:space="preserve"> </w:t>
       </w:r>
     </w:p>
     <w:tbl>
@@ -19740,52 +20051,196 @@
               <w:spacing w:before="16" w:after="16"/>
             </w:pPr>
             <w:r>
-              <w:t xml:space="preserve">The</w:t>
+              <w:t xml:space="preserve">You can customize your settings to set defaults or to exclude files.</w:t>
             </w:r>
             <w:r>
               <w:t xml:space="preserve"> </w:t>
             </w:r>
             <w:r>
-              <w:rPr>
-                <w:rStyle w:val="VerbatimChar"/>
-              </w:rPr>
-              <w:t xml:space="preserve">lintr</w:t>
+              <w:t xml:space="preserve">More details can be found</w:t>
             </w:r>
             <w:r>
               <w:t xml:space="preserve"> </w:t>
             </w:r>
-            <w:r>
-              <w:t xml:space="preserve">package goes hand in hand with the</w:t>
-            </w:r>
-            <w:r>
-              <w:t xml:space="preserve"> </w:t>
-            </w:r>
-            <w:r>
-              <w:rPr>
-                <w:rStyle w:val="VerbatimChar"/>
-              </w:rPr>
-              <w:t xml:space="preserve">styler</w:t>
-            </w:r>
-            <w:r>
-              <w:t xml:space="preserve"> </w:t>
-            </w:r>
-            <w:r>
-              <w:t xml:space="preserve">package.</w:t>
-            </w:r>
-            <w:r>
-              <w:t xml:space="preserve"> </w:t>
-            </w:r>
-            <w:r>
-              <w:t xml:space="preserve">The styler can be used to automatically fix the problems that the lintr catches.</w:t>
+            <w:hyperlink r:id="rId104">
+              <w:r>
+                <w:rPr>
+                  <w:rStyle w:val="Hyperlink"/>
+                </w:rPr>
+                <w:t xml:space="preserve">here</w:t>
+              </w:r>
+            </w:hyperlink>
+            <w:r>
+              <w:t xml:space="preserve">.</w:t>
             </w:r>
           </w:p>
           <w:p/>
         </w:tc>
       </w:tr>
     </w:tbl>
-    <w:bookmarkEnd w:id="104"/>
-    <w:bookmarkEnd w:id="105"/>
-    <w:bookmarkStart w:id="109" w:name="using-lintr"/>
+    <w:p>
+      <w:pPr>
+        <w:pStyle w:val="BodyText"/>
+      </w:pPr>
+      <w:r>
+        <w:t xml:space="preserve"> </w:t>
+      </w:r>
+    </w:p>
+    <w:tbl>
+      <w:tblPr>
+        <w:tblStyle w:val="Table"/>
+        <w:tblLook w:firstRow="0" w:lastRow="0" w:firstColumn="0" w:lastColumn="0" w:noHBand="0" w:noVBand="0" w:val="0000"/>
+        <w:tblBorders>
+          <w:top w:val="single" w:sz="4" w:space="0" w:color="0758E5"/>
+          <w:left w:val="single" w:sz="24" w:space="0" w:color="0758E5"/>
+          <w:bottom w:val="single" w:sz="4" w:space="0" w:color="0758E5"/>
+          <w:right w:val="single" w:sz="4" w:space="0" w:color="0758E5"/>
+        </w:tblBorders>
+        <w:tblCellMar>
+          <w:left w:w="144" w:type="dxa"/>
+          <w:right w:w="144" w:type="dxa"/>
+        </w:tblCellMar>
+        <w:tblLook w:firstRow="0" w:lastRow="0" w:firstColumn="0" w:lastColumn="0" w:noHBand="0" w:noVBand="0" w:val="0000"/>
+      </w:tblPr>
+      <w:tr>
+        <w:trPr>
+          <w:cantSplit/>
+        </w:trPr>
+        <w:tc>
+          <w:tcPr>
+            <w:shd w:color="auto" w:fill="dae6fb" w:val="clear"/>
+            <w:tcMar>
+              <w:top w:w="92" w:type="dxa"/>
+              <w:bottom w:w="92" w:type="dxa"/>
+            </w:tcMar>
+          </w:tcPr>
+          <w:p>
+            <w:pPr>
+              <w:pStyle w:val="BodyText"/>
+            </w:pPr>
+            <w:pPr>
+              <w:spacing w:before="0" w:after="0"/>
+              <w:textAlignment w:val="center"/>
+            </w:pPr>
+            <w:r>
+              <w:drawing>
+                <wp:inline>
+                  <wp:extent cx="152400" cy="152400"/>
+                  <wp:effectExtent b="0" l="0" r="0" t="0"/>
+                  <wp:docPr descr="" title="" id="105" name="Picture"/>
+                  <a:graphic>
+                    <a:graphicData uri="http://schemas.openxmlformats.org/drawingml/2006/picture">
+                      <pic:pic>
+                        <pic:nvPicPr>
+                          <pic:cNvPr descr="/opt/quarto/share/formats/docx/note.png" id="106" name="Picture"/>
+                          <pic:cNvPicPr>
+                            <a:picLocks noChangeArrowheads="1" noChangeAspect="1"/>
+                          </pic:cNvPicPr>
+                        </pic:nvPicPr>
+                        <pic:blipFill>
+                          <a:blip r:embed="rId54"/>
+                          <a:stretch>
+                            <a:fillRect/>
+                          </a:stretch>
+                        </pic:blipFill>
+                        <pic:spPr bwMode="auto">
+                          <a:xfrm>
+                            <a:off x="0" y="0"/>
+                            <a:ext cx="152400" cy="152400"/>
+                          </a:xfrm>
+                          <a:prstGeom prst="rect">
+                            <a:avLst/>
+                          </a:prstGeom>
+                          <a:noFill/>
+                          <a:ln w="9525">
+                            <a:noFill/>
+                            <a:headEnd/>
+                            <a:tailEnd/>
+                          </a:ln>
+                        </pic:spPr>
+                      </pic:pic>
+                    </a:graphicData>
+                  </a:graphic>
+                </wp:inline>
+              </w:drawing>
+            </w:r>
+            <w:r>
+              <w:t xml:space="preserve"> </w:t>
+            </w:r>
+            <w:r>
+              <w:t xml:space="preserve"> </w:t>
+            </w:r>
+            <w:r>
+              <w:t xml:space="preserve">Note</w:t>
+            </w:r>
+          </w:p>
+        </w:tc>
+      </w:tr>
+      <w:tr>
+        <w:trPr>
+          <w:cantSplit/>
+        </w:trPr>
+        <w:tc>
+          <w:tcPr>
+            <w:tcMar>
+              <w:top w:w="108" w:type="dxa"/>
+              <w:bottom w:w="108" w:type="dxa"/>
+            </w:tcMar>
+          </w:tcPr>
+          <w:p>
+            <w:pPr>
+              <w:pStyle w:val="BodyText"/>
+            </w:pPr>
+            <w:pPr>
+              <w:spacing w:before="16" w:after="16"/>
+            </w:pPr>
+            <w:r>
+              <w:t xml:space="preserve">The</w:t>
+            </w:r>
+            <w:r>
+              <w:t xml:space="preserve"> </w:t>
+            </w:r>
+            <w:r>
+              <w:rPr>
+                <w:rStyle w:val="VerbatimChar"/>
+              </w:rPr>
+              <w:t xml:space="preserve">lintr</w:t>
+            </w:r>
+            <w:r>
+              <w:t xml:space="preserve"> </w:t>
+            </w:r>
+            <w:r>
+              <w:t xml:space="preserve">package goes hand in hand with the</w:t>
+            </w:r>
+            <w:r>
+              <w:t xml:space="preserve"> </w:t>
+            </w:r>
+            <w:r>
+              <w:rPr>
+                <w:rStyle w:val="VerbatimChar"/>
+              </w:rPr>
+              <w:t xml:space="preserve">styler</w:t>
+            </w:r>
+            <w:r>
+              <w:t xml:space="preserve"> </w:t>
+            </w:r>
+            <w:r>
+              <w:t xml:space="preserve">package.</w:t>
+            </w:r>
+            <w:r>
+              <w:t xml:space="preserve"> </w:t>
+            </w:r>
+            <w:r>
+              <w:t xml:space="preserve">The styler can be used to automatically fix the problems that the lintr catches.</w:t>
+            </w:r>
+          </w:p>
+          <w:p/>
+        </w:tc>
+      </w:tr>
+    </w:tbl>
+    <w:bookmarkEnd w:id="107"/>
+    <w:bookmarkEnd w:id="108"/>
+    <w:bookmarkStart w:id="112" w:name="using-lintr"/>
     <w:p>
       <w:pPr>
         <w:pStyle w:val="Heading3"/>
@@ -19835,18 +20290,18 @@
                 <wp:inline>
                   <wp:extent cx="152400" cy="152400"/>
                   <wp:effectExtent b="0" l="0" r="0" t="0"/>
-                  <wp:docPr descr="" title="" id="106" name="Picture"/>
+                  <wp:docPr descr="" title="" id="109" name="Picture"/>
                   <a:graphic>
                     <a:graphicData uri="http://schemas.openxmlformats.org/drawingml/2006/picture">
                       <pic:pic>
                         <pic:nvPicPr>
-                          <pic:cNvPr descr="/opt/quarto/share/formats/docx/tip.png" id="107" name="Picture"/>
+                          <pic:cNvPr descr="/opt/quarto/share/formats/docx/tip.png" id="110" name="Picture"/>
                           <pic:cNvPicPr>
                             <a:picLocks noChangeArrowheads="1" noChangeAspect="1"/>
                           </pic:cNvPicPr>
                         </pic:nvPicPr>
                         <pic:blipFill>
-                          <a:blip r:embed="rId93"/>
+                          <a:blip r:embed="rId96"/>
                           <a:stretch>
                             <a:fillRect/>
                           </a:stretch>
@@ -20119,7 +20574,7 @@
               <w:pStyle w:val="Compact"/>
               <w:numPr>
                 <w:ilvl w:val="0"/>
-                <w:numId w:val="1031"/>
+                <w:numId w:val="1032"/>
               </w:numPr>
             </w:pPr>
             <w:r>
@@ -20131,7 +20586,7 @@
               <w:pStyle w:val="Compact"/>
               <w:numPr>
                 <w:ilvl w:val="0"/>
-                <w:numId w:val="1031"/>
+                <w:numId w:val="1032"/>
               </w:numPr>
             </w:pPr>
             <w:r>
@@ -20143,7 +20598,7 @@
               <w:pStyle w:val="Compact"/>
               <w:numPr>
                 <w:ilvl w:val="0"/>
-                <w:numId w:val="1031"/>
+                <w:numId w:val="1032"/>
               </w:numPr>
             </w:pPr>
             <w:r>
@@ -20155,7 +20610,7 @@
               <w:pStyle w:val="Compact"/>
               <w:numPr>
                 <w:ilvl w:val="0"/>
-                <w:numId w:val="1031"/>
+                <w:numId w:val="1032"/>
               </w:numPr>
             </w:pPr>
             <w:r>
@@ -20275,7 +20730,7 @@
             <w:r>
               <w:t xml:space="preserve"> </w:t>
             </w:r>
-            <w:hyperlink r:id="rId108">
+            <w:hyperlink r:id="rId111">
               <w:r>
                 <w:rPr>
                   <w:rStyle w:val="VerbatimChar"/>
@@ -20395,8 +20850,8 @@
         </w:tc>
       </w:tr>
     </w:tbl>
-    <w:bookmarkEnd w:id="109"/>
-    <w:bookmarkStart w:id="120" w:name="a-recommended-lintr-configuration"/>
+    <w:bookmarkEnd w:id="112"/>
+    <w:bookmarkStart w:id="123" w:name="a-recommended-lintr-configuration"/>
     <w:p>
       <w:pPr>
         <w:pStyle w:val="Heading3"/>
@@ -20465,7 +20920,7 @@
         <w:pStyle w:val="Compact"/>
         <w:numPr>
           <w:ilvl w:val="0"/>
-          <w:numId w:val="1032"/>
+          <w:numId w:val="1033"/>
         </w:numPr>
       </w:pPr>
       <w:r>
@@ -20500,132 +20955,6 @@
           <w:rStyle w:val="VerbatimChar"/>
         </w:rPr>
         <w:t xml:space="preserve">%&gt;%</w:t>
-      </w:r>
-    </w:p>
-    <w:p>
-      <w:pPr>
-        <w:pStyle w:val="Compact"/>
-        <w:numPr>
-          <w:ilvl w:val="0"/>
-          <w:numId w:val="1032"/>
-        </w:numPr>
-      </w:pPr>
-      <w:r>
-        <w:rPr>
-          <w:rStyle w:val="VerbatimChar"/>
-        </w:rPr>
-        <w:t xml:space="preserve">object_name_linter()</w:t>
-      </w:r>
-      <w:r>
-        <w:t xml:space="preserve">: Enforces</w:t>
-      </w:r>
-      <w:r>
-        <w:t xml:space="preserve"> </w:t>
-      </w:r>
-      <w:r>
-        <w:rPr>
-          <w:rStyle w:val="VerbatimChar"/>
-        </w:rPr>
-        <w:t xml:space="preserve">snake_case</w:t>
-      </w:r>
-      <w:r>
-        <w:t xml:space="preserve"> </w:t>
-      </w:r>
-      <w:r>
-        <w:t xml:space="preserve">with custom regex allowing uppercase acronyms</w:t>
-      </w:r>
-    </w:p>
-    <w:p>
-      <w:pPr>
-        <w:pStyle w:val="Compact"/>
-        <w:numPr>
-          <w:ilvl w:val="0"/>
-          <w:numId w:val="1032"/>
-        </w:numPr>
-      </w:pPr>
-      <w:r>
-        <w:rPr>
-          <w:rStyle w:val="VerbatimChar"/>
-        </w:rPr>
-        <w:t xml:space="preserve">undesirable_function_linter()</w:t>
-      </w:r>
-      <w:r>
-        <w:t xml:space="preserve">: Prohibits base messaging functions and</w:t>
-      </w:r>
-      <w:r>
-        <w:t xml:space="preserve"> </w:t>
-      </w:r>
-      <w:r>
-        <w:rPr>
-          <w:rStyle w:val="VerbatimChar"/>
-        </w:rPr>
-        <w:t xml:space="preserve">library()</w:t>
-      </w:r>
-      <w:r>
-        <w:t xml:space="preserve"> </w:t>
-      </w:r>
-      <w:r>
-        <w:t xml:space="preserve">in package code</w:t>
-      </w:r>
-    </w:p>
-    <w:p>
-      <w:pPr>
-        <w:pStyle w:val="Compact"/>
-        <w:numPr>
-          <w:ilvl w:val="0"/>
-          <w:numId w:val="1032"/>
-        </w:numPr>
-      </w:pPr>
-      <w:r>
-        <w:rPr>
-          <w:rStyle w:val="VerbatimChar"/>
-        </w:rPr>
-        <w:t xml:space="preserve">redundant_equals_linter()</w:t>
-      </w:r>
-      <w:r>
-        <w:t xml:space="preserve">: Catches redundant</w:t>
-      </w:r>
-      <w:r>
-        <w:t xml:space="preserve"> </w:t>
-      </w:r>
-      <w:r>
-        <w:rPr>
-          <w:rStyle w:val="VerbatimChar"/>
-        </w:rPr>
-        <w:t xml:space="preserve">= TRUE</w:t>
-      </w:r>
-      <w:r>
-        <w:t xml:space="preserve"> </w:t>
-      </w:r>
-      <w:r>
-        <w:t xml:space="preserve">when</w:t>
-      </w:r>
-      <w:r>
-        <w:t xml:space="preserve"> </w:t>
-      </w:r>
-      <w:r>
-        <w:rPr>
-          <w:rStyle w:val="VerbatimChar"/>
-        </w:rPr>
-        <w:t xml:space="preserve">TRUE</w:t>
-      </w:r>
-      <w:r>
-        <w:t xml:space="preserve"> </w:t>
-      </w:r>
-      <w:r>
-        <w:t xml:space="preserve">is the default</w:t>
-      </w:r>
-    </w:p>
-    <w:p>
-      <w:pPr>
-        <w:pStyle w:val="FirstParagraph"/>
-      </w:pPr>
-      <w:r>
-        <w:rPr>
-          <w:b/>
-          <w:bCs/>
-        </w:rPr>
-        <w:t xml:space="preserve">Linters to disable:</w:t>
       </w:r>
     </w:p>
     <w:p>
@@ -20634,6 +20963,132 @@
         <w:numPr>
           <w:ilvl w:val="0"/>
           <w:numId w:val="1033"/>
+        </w:numPr>
+      </w:pPr>
+      <w:r>
+        <w:rPr>
+          <w:rStyle w:val="VerbatimChar"/>
+        </w:rPr>
+        <w:t xml:space="preserve">object_name_linter()</w:t>
+      </w:r>
+      <w:r>
+        <w:t xml:space="preserve">: Enforces</w:t>
+      </w:r>
+      <w:r>
+        <w:t xml:space="preserve"> </w:t>
+      </w:r>
+      <w:r>
+        <w:rPr>
+          <w:rStyle w:val="VerbatimChar"/>
+        </w:rPr>
+        <w:t xml:space="preserve">snake_case</w:t>
+      </w:r>
+      <w:r>
+        <w:t xml:space="preserve"> </w:t>
+      </w:r>
+      <w:r>
+        <w:t xml:space="preserve">with custom regex allowing uppercase acronyms</w:t>
+      </w:r>
+    </w:p>
+    <w:p>
+      <w:pPr>
+        <w:pStyle w:val="Compact"/>
+        <w:numPr>
+          <w:ilvl w:val="0"/>
+          <w:numId w:val="1033"/>
+        </w:numPr>
+      </w:pPr>
+      <w:r>
+        <w:rPr>
+          <w:rStyle w:val="VerbatimChar"/>
+        </w:rPr>
+        <w:t xml:space="preserve">undesirable_function_linter()</w:t>
+      </w:r>
+      <w:r>
+        <w:t xml:space="preserve">: Prohibits base messaging functions and</w:t>
+      </w:r>
+      <w:r>
+        <w:t xml:space="preserve"> </w:t>
+      </w:r>
+      <w:r>
+        <w:rPr>
+          <w:rStyle w:val="VerbatimChar"/>
+        </w:rPr>
+        <w:t xml:space="preserve">library()</w:t>
+      </w:r>
+      <w:r>
+        <w:t xml:space="preserve"> </w:t>
+      </w:r>
+      <w:r>
+        <w:t xml:space="preserve">in package code</w:t>
+      </w:r>
+    </w:p>
+    <w:p>
+      <w:pPr>
+        <w:pStyle w:val="Compact"/>
+        <w:numPr>
+          <w:ilvl w:val="0"/>
+          <w:numId w:val="1033"/>
+        </w:numPr>
+      </w:pPr>
+      <w:r>
+        <w:rPr>
+          <w:rStyle w:val="VerbatimChar"/>
+        </w:rPr>
+        <w:t xml:space="preserve">redundant_equals_linter()</w:t>
+      </w:r>
+      <w:r>
+        <w:t xml:space="preserve">: Catches redundant</w:t>
+      </w:r>
+      <w:r>
+        <w:t xml:space="preserve"> </w:t>
+      </w:r>
+      <w:r>
+        <w:rPr>
+          <w:rStyle w:val="VerbatimChar"/>
+        </w:rPr>
+        <w:t xml:space="preserve">= TRUE</w:t>
+      </w:r>
+      <w:r>
+        <w:t xml:space="preserve"> </w:t>
+      </w:r>
+      <w:r>
+        <w:t xml:space="preserve">when</w:t>
+      </w:r>
+      <w:r>
+        <w:t xml:space="preserve"> </w:t>
+      </w:r>
+      <w:r>
+        <w:rPr>
+          <w:rStyle w:val="VerbatimChar"/>
+        </w:rPr>
+        <w:t xml:space="preserve">TRUE</w:t>
+      </w:r>
+      <w:r>
+        <w:t xml:space="preserve"> </w:t>
+      </w:r>
+      <w:r>
+        <w:t xml:space="preserve">is the default</w:t>
+      </w:r>
+    </w:p>
+    <w:p>
+      <w:pPr>
+        <w:pStyle w:val="FirstParagraph"/>
+      </w:pPr>
+      <w:r>
+        <w:rPr>
+          <w:b/>
+          <w:bCs/>
+        </w:rPr>
+        <w:t xml:space="preserve">Linters to disable:</w:t>
+      </w:r>
+    </w:p>
+    <w:p>
+      <w:pPr>
+        <w:pStyle w:val="Compact"/>
+        <w:numPr>
+          <w:ilvl w:val="0"/>
+          <w:numId w:val="1034"/>
         </w:numPr>
       </w:pPr>
       <w:r>
@@ -20698,7 +21153,7 @@
         <w:pStyle w:val="Compact"/>
         <w:numPr>
           <w:ilvl w:val="0"/>
-          <w:numId w:val="1033"/>
+          <w:numId w:val="1034"/>
         </w:numPr>
       </w:pPr>
       <w:r>
@@ -20751,7 +21206,7 @@
         <w:pStyle w:val="Compact"/>
         <w:numPr>
           <w:ilvl w:val="0"/>
-          <w:numId w:val="1034"/>
+          <w:numId w:val="1035"/>
         </w:numPr>
       </w:pPr>
       <w:r>
@@ -20769,7 +21224,7 @@
         <w:pStyle w:val="Compact"/>
         <w:numPr>
           <w:ilvl w:val="0"/>
-          <w:numId w:val="1034"/>
+          <w:numId w:val="1035"/>
         </w:numPr>
       </w:pPr>
       <w:r>
@@ -20799,7 +21254,7 @@
         <w:pStyle w:val="Compact"/>
         <w:numPr>
           <w:ilvl w:val="0"/>
-          <w:numId w:val="1034"/>
+          <w:numId w:val="1035"/>
         </w:numPr>
       </w:pPr>
       <w:r>
@@ -20817,7 +21272,7 @@
         <w:pStyle w:val="Compact"/>
         <w:numPr>
           <w:ilvl w:val="0"/>
-          <w:numId w:val="1034"/>
+          <w:numId w:val="1035"/>
         </w:numPr>
       </w:pPr>
       <w:r>
@@ -20830,12 +21285,12 @@
         <w:t xml:space="preserve">: Undesirable function rules relaxed</w:t>
       </w:r>
     </w:p>
-    <w:bookmarkStart w:id="119" w:name="jarl"/>
+    <w:bookmarkStart w:id="122" w:name="jarl"/>
     <w:p>
       <w:pPr>
         <w:pStyle w:val="Heading4"/>
       </w:pPr>
-      <w:hyperlink r:id="rId110">
+      <w:hyperlink r:id="rId113">
         <w:r>
           <w:rPr>
             <w:rStyle w:val="VerbatimChar"/>
@@ -20848,7 +21303,7 @@
       <w:pPr>
         <w:pStyle w:val="FirstParagraph"/>
       </w:pPr>
-      <w:hyperlink r:id="rId110">
+      <w:hyperlink r:id="rId113">
         <w:r>
           <w:rPr>
             <w:rStyle w:val="VerbatimChar"/>
@@ -20898,7 +21353,7 @@
         <w:t xml:space="preserve">it performs static analysis significantly faster than standard R-based linters.</w:t>
       </w:r>
     </w:p>
-    <w:bookmarkStart w:id="113" w:name="key-features"/>
+    <w:bookmarkStart w:id="116" w:name="key-features"/>
     <w:p>
       <w:pPr>
         <w:pStyle w:val="Heading5"/>
@@ -20912,7 +21367,7 @@
         <w:pStyle w:val="Compact"/>
         <w:numPr>
           <w:ilvl w:val="0"/>
-          <w:numId w:val="1035"/>
+          <w:numId w:val="1036"/>
         </w:numPr>
       </w:pPr>
       <w:r>
@@ -20934,7 +21389,7 @@
         <w:pStyle w:val="Compact"/>
         <w:numPr>
           <w:ilvl w:val="0"/>
-          <w:numId w:val="1035"/>
+          <w:numId w:val="1036"/>
         </w:numPr>
       </w:pPr>
       <w:r>
@@ -20986,7 +21441,7 @@
         <w:pStyle w:val="Compact"/>
         <w:numPr>
           <w:ilvl w:val="0"/>
-          <w:numId w:val="1035"/>
+          <w:numId w:val="1036"/>
         </w:numPr>
       </w:pPr>
       <w:r>
@@ -21017,7 +21472,7 @@
       <w:r>
         <w:t xml:space="preserve"> </w:t>
       </w:r>
-      <w:hyperlink r:id="rId111">
+      <w:hyperlink r:id="rId114">
         <w:r>
           <w:rPr>
             <w:rStyle w:val="Hyperlink"/>
@@ -21034,7 +21489,7 @@
         <w:pStyle w:val="Compact"/>
         <w:numPr>
           <w:ilvl w:val="0"/>
-          <w:numId w:val="1035"/>
+          <w:numId w:val="1036"/>
         </w:numPr>
       </w:pPr>
       <w:r>
@@ -21068,7 +21523,7 @@
         <w:pStyle w:val="Compact"/>
         <w:numPr>
           <w:ilvl w:val="0"/>
-          <w:numId w:val="1035"/>
+          <w:numId w:val="1036"/>
         </w:numPr>
       </w:pPr>
       <w:r>
@@ -21087,7 +21542,7 @@
       <w:r>
         <w:t xml:space="preserve"> </w:t>
       </w:r>
-      <w:hyperlink r:id="rId112">
+      <w:hyperlink r:id="rId115">
         <w:r>
           <w:rPr>
             <w:rStyle w:val="VerbatimChar"/>
@@ -21102,8 +21557,8 @@
         <w:t xml:space="preserve">file in the project root.</w:t>
       </w:r>
     </w:p>
-    <w:bookmarkEnd w:id="113"/>
-    <w:bookmarkStart w:id="115" w:name="basic-usage"/>
+    <w:bookmarkEnd w:id="116"/>
+    <w:bookmarkStart w:id="118" w:name="basic-usage"/>
     <w:p>
       <w:pPr>
         <w:pStyle w:val="Heading5"/>
@@ -21122,7 +21577,7 @@
       <w:r>
         <w:t xml:space="preserve"> </w:t>
       </w:r>
-      <w:hyperlink r:id="rId114">
+      <w:hyperlink r:id="rId117">
         <w:r>
           <w:rPr>
             <w:rStyle w:val="Hyperlink"/>
@@ -21193,8 +21648,8 @@
         <w:t xml:space="preserve">--fix</w:t>
       </w:r>
     </w:p>
-    <w:bookmarkEnd w:id="115"/>
-    <w:bookmarkStart w:id="118" w:name="comparison-with-lintr"/>
+    <w:bookmarkEnd w:id="118"/>
+    <w:bookmarkStart w:id="121" w:name="comparison-with-lintr"/>
     <w:p>
       <w:pPr>
         <w:pStyle w:val="Heading5"/>
@@ -21413,7 +21868,7 @@
             <w:r>
               <w:t xml:space="preserve"> </w:t>
             </w:r>
-            <w:hyperlink r:id="rId108">
+            <w:hyperlink r:id="rId111">
               <w:r>
                 <w:rPr>
                   <w:rStyle w:val="VerbatimChar"/>
@@ -21527,12 +21982,12 @@
                 <wp:inline>
                   <wp:extent cx="152400" cy="152400"/>
                   <wp:effectExtent b="0" l="0" r="0" t="0"/>
-                  <wp:docPr descr="" title="" id="116" name="Picture"/>
+                  <wp:docPr descr="" title="" id="119" name="Picture"/>
                   <a:graphic>
                     <a:graphicData uri="http://schemas.openxmlformats.org/drawingml/2006/picture">
                       <pic:pic>
                         <pic:nvPicPr>
-                          <pic:cNvPr descr="/opt/quarto/share/formats/docx/note.png" id="117" name="Picture"/>
+                          <pic:cNvPr descr="/opt/quarto/share/formats/docx/note.png" id="120" name="Picture"/>
                           <pic:cNvPicPr>
                             <a:picLocks noChangeArrowheads="1" noChangeAspect="1"/>
                           </pic:cNvPicPr>
@@ -21600,7 +22055,7 @@
             <w:r>
               <w:t xml:space="preserve"> </w:t>
             </w:r>
-            <w:hyperlink r:id="rId97">
+            <w:hyperlink r:id="rId100">
               <w:r>
                 <w:rPr>
                   <w:rStyle w:val="VerbatimChar"/>
@@ -21649,7 +22104,7 @@
             <w:r>
               <w:t xml:space="preserve"> </w:t>
             </w:r>
-            <w:hyperlink r:id="rId108">
+            <w:hyperlink r:id="rId111">
               <w:r>
                 <w:rPr>
                   <w:rStyle w:val="VerbatimChar"/>
@@ -21686,10 +22141,10 @@
         </w:tc>
       </w:tr>
     </w:tbl>
-    <w:bookmarkEnd w:id="118"/>
-    <w:bookmarkEnd w:id="119"/>
-    <w:bookmarkEnd w:id="120"/>
-    <w:bookmarkStart w:id="122" w:name="X20514c3690be0e3afe0e3453b36bf4daf01ce44"/>
+    <w:bookmarkEnd w:id="121"/>
+    <w:bookmarkEnd w:id="122"/>
+    <w:bookmarkEnd w:id="123"/>
+    <w:bookmarkStart w:id="125" w:name="X20514c3690be0e3afe0e3453b36bf4daf01ce44"/>
     <w:p>
       <w:pPr>
         <w:pStyle w:val="Heading3"/>
@@ -21729,7 +22184,7 @@
       <w:r>
         <w:t xml:space="preserve"> </w:t>
       </w:r>
-      <w:hyperlink r:id="rId97">
+      <w:hyperlink r:id="rId100">
         <w:r>
           <w:rPr>
             <w:rStyle w:val="VerbatimChar"/>
@@ -21862,7 +22317,7 @@
       <w:r>
         <w:t xml:space="preserve"> </w:t>
       </w:r>
-      <w:hyperlink r:id="rId121">
+      <w:hyperlink r:id="rId124">
         <w:r>
           <w:rPr>
             <w:rStyle w:val="Hyperlink"/>
@@ -21942,9 +22397,9 @@
         <w:t xml:space="preserve">rather than as a side effect of someone else’s change.</w:t>
       </w:r>
     </w:p>
-    <w:bookmarkEnd w:id="122"/>
-    <w:bookmarkEnd w:id="123"/>
-    <w:bookmarkStart w:id="128" w:name="sec-r-resources-style"/>
+    <w:bookmarkEnd w:id="125"/>
+    <w:bookmarkEnd w:id="126"/>
+    <w:bookmarkStart w:id="131" w:name="sec-r-resources-style"/>
     <w:p>
       <w:pPr>
         <w:pStyle w:val="Heading2"/>
@@ -21958,7 +22413,7 @@
         <w:pStyle w:val="Compact"/>
         <w:numPr>
           <w:ilvl w:val="0"/>
-          <w:numId w:val="1036"/>
+          <w:numId w:val="1037"/>
         </w:numPr>
       </w:pPr>
       <w:r>
@@ -21974,8 +22429,8 @@
         <w:t xml:space="preserve">: Detailed coding style conventions for writing clear, consistent R code. Covers naming, syntax, pipes, functions, and more.</w:t>
       </w:r>
     </w:p>
-    <w:bookmarkStart w:id="127" w:name="refs"/>
-    <w:bookmarkStart w:id="124" w:name="ref-hunt1999pragmatic"/>
+    <w:bookmarkStart w:id="130" w:name="refs"/>
+    <w:bookmarkStart w:id="127" w:name="ref-hunt1999pragmatic"/>
     <w:p>
       <w:pPr>
         <w:pStyle w:val="Bibliography"/>
@@ -21997,8 +22452,8 @@
         <w:t xml:space="preserve">. Addison-Wesley.</w:t>
       </w:r>
     </w:p>
-    <w:bookmarkEnd w:id="124"/>
-    <w:bookmarkStart w:id="125" w:name="ref-martin2008cleancode"/>
+    <w:bookmarkEnd w:id="127"/>
+    <w:bookmarkStart w:id="128" w:name="ref-martin2008cleancode"/>
     <w:p>
       <w:pPr>
         <w:pStyle w:val="Bibliography"/>
@@ -22020,8 +22475,8 @@
         <w:t xml:space="preserve">. Prentice Hall.</w:t>
       </w:r>
     </w:p>
-    <w:bookmarkEnd w:id="125"/>
-    <w:bookmarkStart w:id="126" w:name="ref-wickham2023tidyverse"/>
+    <w:bookmarkEnd w:id="128"/>
+    <w:bookmarkStart w:id="129" w:name="ref-wickham2023tidyverse"/>
     <w:p>
       <w:pPr>
         <w:pStyle w:val="Bibliography"/>
@@ -22057,9 +22512,9 @@
         <w:t xml:space="preserve">.</w:t>
       </w:r>
     </w:p>
-    <w:bookmarkEnd w:id="126"/>
-    <w:bookmarkEnd w:id="127"/>
-    <w:bookmarkEnd w:id="128"/>
+    <w:bookmarkEnd w:id="129"/>
+    <w:bookmarkEnd w:id="130"/>
+    <w:bookmarkEnd w:id="131"/>
     <w:sectPr>
       <w:footnotePr>
         <w:numRestart w:val="eachSect"/>
@@ -22588,6 +23043,9 @@
     <w:abstractNumId w:val="991"/>
   </w:num>
   <w:num w:numId="1030">
+    <w:abstractNumId w:val="991"/>
+  </w:num>
+  <w:num w:numId="1031">
     <w:abstractNumId w:val="99411"/>
     <w:lvlOverride w:ilvl="0">
       <w:startOverride w:val="1"/>
@@ -22617,9 +23075,6 @@
       <w:startOverride w:val="1"/>
     </w:lvlOverride>
   </w:num>
-  <w:num w:numId="1031">
-    <w:abstractNumId w:val="991"/>
-  </w:num>
   <w:num w:numId="1032">
     <w:abstractNumId w:val="991"/>
   </w:num>
@@ -22633,6 +23088,9 @@
     <w:abstractNumId w:val="991"/>
   </w:num>
   <w:num w:numId="1036">
+    <w:abstractNumId w:val="991"/>
+  </w:num>
+  <w:num w:numId="1037">
     <w:abstractNumId w:val="991"/>
   </w:num>
 </w:numbering>

--- a/pr-preview/pr-50/chapters/coding-style.docx
+++ b/pr-preview/pr-50/chapters/coding-style.docx
@@ -15,7 +15,7 @@
         <w:pStyle w:val="Date"/>
       </w:pPr>
       <w:r>
-        <w:t xml:space="preserve">Last modified: 2026-10-25 22:15:19 (PDT)</w:t>
+        <w:t xml:space="preserve">Last modified: 2026-10-28 15:28:01 (PDT)</w:t>
       </w:r>
     </w:p>
     <w:p>
@@ -13903,6 +13903,39 @@
           <w:rStyle w:val="CommentTok"/>
         </w:rPr>
         <w:t xml:space="preserve"># instead of grep()</w:t>
+      </w:r>
+      <w:r>
+        <w:br/>
+      </w:r>
+      <w:r>
+        <w:rPr>
+          <w:rStyle w:val="NormalTok"/>
+        </w:rPr>
+        <w:t xml:space="preserve">stringr</w:t>
+      </w:r>
+      <w:r>
+        <w:rPr>
+          <w:rStyle w:val="SpecialCharTok"/>
+        </w:rPr>
+        <w:t xml:space="preserve">::</w:t>
+      </w:r>
+      <w:r>
+        <w:rPr>
+          <w:rStyle w:val="FunctionTok"/>
+        </w:rPr>
+        <w:t xml:space="preserve">str_subset</w:t>
+      </w:r>
+      <w:r>
+        <w:rPr>
+          <w:rStyle w:val="NormalTok"/>
+        </w:rPr>
+        <w:t xml:space="preserve">()      </w:t>
+      </w:r>
+      <w:r>
+        <w:rPr>
+          <w:rStyle w:val="CommentTok"/>
+        </w:rPr>
+        <w:t xml:space="preserve"># instead of grep(value = TRUE)</w:t>
       </w:r>
       <w:r>
         <w:br/>

--- a/pr-preview/pr-50/chapters/coding-style.docx
+++ b/pr-preview/pr-50/chapters/coding-style.docx
@@ -15,7 +15,7 @@
         <w:pStyle w:val="Date"/>
       </w:pPr>
       <w:r>
-        <w:t xml:space="preserve">Last modified: 2026-10-28 15:28:01 (PDT)</w:t>
+        <w:t xml:space="preserve">Last modified: 2026-10-29 09:00:43 (PDT)</w:t>
       </w:r>
     </w:p>
     <w:p>
